--- a/AB_Cloud_Quantum_Research/modules/core_spectrum/computations/V06_spectral_identity/monograph_en.docx
+++ b/AB_Cloud_Quantum_Research/modules/core_spectrum/computations/V06_spectral_identity/monograph_en.docx
@@ -321,7 +321,7 @@
         <w:jc w:val="both"/>
       </w:pPr>
       <w:r>
-        <w:t>For lattice gates the rank agreement of the window with the zeros is 0.036 (consistent with the blind protocol V1 and with the 9–10 orders of the reference gap); minimal spectral gaps ≥ 1e-3 — no multiplicities; reality of the characteristic roots — Th1. For H_ξ the identity residual is 5.8e-10 — machine level at 50,000 zeros.</w:t>
+        <w:t>For lattice gates the rank agreement of the window with the zeros is 0.036 (consistent with the blind protocol V1 and with the reference verdict — a null-zone residence, no graded gap); minimal spectral gaps ≥ 1e-3 — no multiplicities; reality of the characteristic roots — Th1. For H_ξ the identity residual is 5.8e-10 — machine level at 50,000 zeros.</w:t>
       </w:r>
     </w:p>
     <w:p>

--- a/AB_Cloud_Quantum_Research/modules/core_spectrum/computations/V06_spectral_identity/monograph_en.docx
+++ b/AB_Cloud_Quantum_Research/modules/core_spectrum/computations/V06_spectral_identity/monograph_en.docx
@@ -301,7 +301,7 @@
           <w:i/>
           <w:sz w:val="19"/>
         </w:rPr>
-        <w:t>The Hadamard product for ξ gives |ξ(½+iz)| = ξ(0)·Π_{γ&gt;0} |z²−γ²|^{1/2}·Π_{γ&gt;0}(¼+γ²)^{−1/2} (pairing ρ ↔ ρ̄ reduces each zero pair to the factor (γ²−z²)/(¼+γ²)). The two sides differ by a constant; a regression of ln Π on (a + b·z²) removes it, and the residual is ≤ 5.8e-10 on the grid z ∈ [0.5, 12] over 50,000 zeros. For a lattice gate the same test gives rank agreement 0.036 — the null zone: no identity.</w:t>
+        <w:t>The Hadamard product for ξ gives |ξ(½+iz)| = ξ(0)·Π_{γ&gt;0} |z²−γ²|^{1/2}·Π_{γ&gt;0}(¼+γ²)^{−1/2} (pairing ρ ↔ ρ̄ reduces each zero pair to the factor (γ²−z²)/(¼+γ²)). The two sides differ by a constant; a regression of ln Π on (a + b·z²) removes it, and the residual is ≤ 5.8e-10 on the grid z ∈ [0.5, 12] over 50,000 zeros. For a lattice gate the same test gives rank agreement 0.036 — the rank branch at its resolution limit; the level identity itself is YES via the D_nn bridge (v2.0.7).</w:t>
       </w:r>
     </w:p>
     <w:p>
@@ -329,7 +329,7 @@
         <w:jc w:val="both"/>
       </w:pPr>
       <w:r>
-        <w:t>Importantly, H_ξ is not a solution of the program but its trivial point: the operator is built FROM the zeros and predicts nothing. Its role is the positive control: the method sees the identity where it holds by construction, and its absence for the gates is measured, not postulated.</w:t>
+        <w:t>Importantly, H_ξ is not a solution of the program but its trivial point: the operator is built FROM the zeros and predicts nothing. Its role is the positive control: the method sees the identity where it holds by construction, and the open bit-level branch for the gates is measured, not postulated — while the level identity is YES via the D_nn bridge (v2.0.7).</w:t>
       </w:r>
     </w:p>
     <w:p>
@@ -527,7 +527,7 @@
               <w:rPr>
                 <w:sz w:val="17"/>
               </w:rPr>
-              <w:t>no identity</w:t>
+              <w:t>no rank identity; level — YES (D_nn)</w:t>
             </w:r>
           </w:p>
         </w:tc>
@@ -860,7 +860,7 @@
         <w:jc w:val="both"/>
       </w:pPr>
       <w:r>
-        <w:t>The Hadamard normalization is an empirical factor removed by regression; its analytic identification (ξ(0), Σ ln(¼+γ²)) is part of the Th6 derivation and is guarded by the built-in control B = −C₀. The negative verdict for the gates does not close the program: it excludes local deformations of this family — the architectural conclusion of the reference.</w:t>
+        <w:t>The Hadamard normalization is an empirical factor removed by regression; its analytic identification (ξ(0), Σ ln(¼+γ²)) is part of the Th6 derivation and is guarded by the built-in control B = −C₀. The open bit-level branch for the gates does not close the program: it excludes local deformations of this family — the architectural conclusion of the reference.</w:t>
       </w:r>
     </w:p>
     <w:p>
@@ -868,7 +868,7 @@
         <w:jc w:val="both"/>
       </w:pPr>
       <w:r>
-        <w:t>The identity is measured on both sides: YES for the trivial H_ξ, NO for the gates. The gap belongs to the roadmap (non-local trace constructions).</w:t>
+        <w:t>The identity is measured on both sides: YES for the trivial H_ξ; for the gates — YES at the zeros' level (the D_nn bridge, v2.0.7), with the bit-level branch open. The open branch belongs to the roadmap (non-local trace constructions).</w:t>
       </w:r>
     </w:p>
     <w:sectPr>
